--- a/映画脚本/Projects/常世ホテル/output/常世ホテル_第7話_脚本_20260926_v1.docx
+++ b/映画脚本/Projects/常世ホテル/output/常世ホテル_第7話_脚本_20260926_v1.docx
@@ -4458,6 +4458,380 @@
           <w:sz w:val="24"/>
           <w:szCs w:val="24"/>
         </w:rPr>
+        <w:t xml:space="preserve">EXT. 江東区・運河沿いの倉庫街・佐伯の家 - 深夜（6月17日）</w:t>
+      </w:r>
+    </w:p>
+    <w:p>
+      <w:pPr>
+        <w:spacing w:after="120" w:before="0" w:line="240"/>
+        <w:ind w:left="0" w:right="0"/>
+        <w:jc w:val="left"/>
+      </w:pPr>
+      <w:r>
+        <w:rPr>
+          <w:rFonts w:ascii="Courier New" w:cs="Courier New" w:eastAsia="Courier New" w:hAnsi="Courier New"/>
+          <w:b w:val="false"/>
+          <w:bCs w:val="false"/>
+          <w:sz w:val="24"/>
+          <w:szCs w:val="24"/>
+        </w:rPr>
+        <w:t xml:space="preserve">トタン屋根の平屋。裏に、錆びた犬舎がいくつも並んでいる。空っぽの檻。</w:t>
+      </w:r>
+    </w:p>
+    <w:p>
+      <w:pPr>
+        <w:spacing w:after="120" w:before="0" w:line="240"/>
+        <w:ind w:left="0" w:right="0"/>
+        <w:jc w:val="left"/>
+      </w:pPr>
+      <w:r>
+        <w:rPr>
+          <w:rFonts w:ascii="Courier New" w:cs="Courier New" w:eastAsia="Courier New" w:hAnsi="Courier New"/>
+          <w:b w:val="false"/>
+          <w:bCs w:val="false"/>
+          <w:sz w:val="24"/>
+          <w:szCs w:val="24"/>
+        </w:rPr>
+        <w:t xml:space="preserve">門の前に、圭介が立っている。肩に、帆布の工具袋。</w:t>
+      </w:r>
+    </w:p>
+    <w:p>
+      <w:pPr>
+        <w:spacing w:after="120" w:before="0" w:line="240"/>
+        <w:ind w:left="0" w:right="0"/>
+        <w:jc w:val="left"/>
+      </w:pPr>
+      <w:r>
+        <w:rPr>
+          <w:rFonts w:ascii="Courier New" w:cs="Courier New" w:eastAsia="Courier New" w:hAnsi="Courier New"/>
+          <w:b w:val="false"/>
+          <w:bCs w:val="false"/>
+          <w:sz w:val="24"/>
+          <w:szCs w:val="24"/>
+        </w:rPr>
+        <w:t xml:space="preserve">酔っている。足元がふらつく。でも、目は開いている。</w:t>
+      </w:r>
+    </w:p>
+    <w:p>
+      <w:pPr>
+        <w:spacing w:after="120" w:before="0" w:line="240"/>
+        <w:ind w:left="0" w:right="0"/>
+        <w:jc w:val="left"/>
+      </w:pPr>
+      <w:r>
+        <w:rPr>
+          <w:rFonts w:ascii="Courier New" w:cs="Courier New" w:eastAsia="Courier New" w:hAnsi="Courier New"/>
+          <w:b w:val="false"/>
+          <w:bCs w:val="false"/>
+          <w:sz w:val="24"/>
+          <w:szCs w:val="24"/>
+        </w:rPr>
+        <w:t xml:space="preserve">家の窓に、テレビの青い光。</w:t>
+      </w:r>
+    </w:p>
+    <w:p>
+      <w:pPr>
+        <w:spacing w:after="120" w:before="0" w:line="240"/>
+        <w:ind w:left="0" w:right="0"/>
+        <w:jc w:val="left"/>
+      </w:pPr>
+      <w:r>
+        <w:rPr>
+          <w:rFonts w:ascii="Courier New" w:cs="Courier New" w:eastAsia="Courier New" w:hAnsi="Courier New"/>
+          <w:b w:val="false"/>
+          <w:bCs w:val="false"/>
+          <w:sz w:val="24"/>
+          <w:szCs w:val="24"/>
+        </w:rPr>
+        <w:t xml:space="preserve">圭介は、空の檻を見る。檻の床に、乾いた毛の塊がこびりついている。</w:t>
+      </w:r>
+    </w:p>
+    <w:p>
+      <w:pPr>
+        <w:spacing w:after="0" w:before="200" w:line="240"/>
+        <w:ind w:left="3170" w:right="0"/>
+        <w:jc w:val="left"/>
+      </w:pPr>
+      <w:r>
+        <w:rPr>
+          <w:rFonts w:ascii="Courier New" w:cs="Courier New" w:eastAsia="Courier New" w:hAnsi="Courier New"/>
+          <w:b w:val="false"/>
+          <w:bCs w:val="false"/>
+          <w:sz w:val="24"/>
+          <w:szCs w:val="24"/>
+        </w:rPr>
+        <w:t xml:space="preserve">圭介</w:t>
+      </w:r>
+    </w:p>
+    <w:p>
+      <w:pPr>
+        <w:spacing w:after="0" w:before="0" w:line="240"/>
+        <w:ind w:left="2160" w:right="2880"/>
+        <w:jc w:val="left"/>
+      </w:pPr>
+      <w:r>
+        <w:rPr>
+          <w:rFonts w:ascii="Courier New" w:cs="Courier New" w:eastAsia="Courier New" w:hAnsi="Courier New"/>
+          <w:b w:val="false"/>
+          <w:bCs w:val="false"/>
+          <w:sz w:val="24"/>
+          <w:szCs w:val="24"/>
+        </w:rPr>
+        <w:t xml:space="preserve">（つぶやく）</w:t>
+      </w:r>
+    </w:p>
+    <w:p>
+      <w:pPr>
+        <w:spacing w:after="0" w:before="0" w:line="240"/>
+        <w:ind w:left="1440" w:right="2160"/>
+        <w:jc w:val="left"/>
+      </w:pPr>
+      <w:r>
+        <w:rPr>
+          <w:rFonts w:ascii="Courier New" w:cs="Courier New" w:eastAsia="Courier New" w:hAnsi="Courier New"/>
+          <w:b w:val="false"/>
+          <w:bCs w:val="false"/>
+          <w:sz w:val="24"/>
+          <w:szCs w:val="24"/>
+        </w:rPr>
+        <w:t xml:space="preserve">……三百匹。</w:t>
+      </w:r>
+    </w:p>
+    <w:p>
+      <w:pPr>
+        <w:spacing w:after="120" w:before="0" w:line="240"/>
+        <w:ind w:left="0" w:right="0"/>
+        <w:jc w:val="left"/>
+      </w:pPr>
+      <w:r>
+        <w:rPr>
+          <w:rFonts w:ascii="Courier New" w:cs="Courier New" w:eastAsia="Courier New" w:hAnsi="Courier New"/>
+          <w:b w:val="false"/>
+          <w:bCs w:val="false"/>
+          <w:sz w:val="24"/>
+          <w:szCs w:val="24"/>
+        </w:rPr>
+        <w:t xml:space="preserve">圭介は、門を押す。</w:t>
+      </w:r>
+    </w:p>
+    <w:p>
+      <w:pPr>
+        <w:spacing w:after="120" w:before="0" w:line="240"/>
+        <w:ind w:left="0" w:right="0"/>
+        <w:jc w:val="left"/>
+      </w:pPr>
+      <w:r>
+        <w:rPr>
+          <w:rFonts w:ascii="Courier New" w:cs="Courier New" w:eastAsia="Courier New" w:hAnsi="Courier New"/>
+          <w:b w:val="false"/>
+          <w:bCs w:val="false"/>
+          <w:sz w:val="24"/>
+          <w:szCs w:val="24"/>
+        </w:rPr>
+        <w:t xml:space="preserve">錆びた蝶番が、長く鳴る。</w:t>
+      </w:r>
+    </w:p>
+    <w:p>
+      <w:pPr>
+        <w:spacing w:after="0" w:before="200" w:line="240"/>
+        <w:ind w:left="0" w:right="0"/>
+        <w:jc w:val="left"/>
+      </w:pPr>
+      <w:r>
+        <w:rPr>
+          <w:rFonts w:ascii="Courier New" w:cs="Courier New" w:eastAsia="Courier New" w:hAnsi="Courier New"/>
+          <w:b w:val="false"/>
+          <w:bCs w:val="false"/>
+          <w:sz w:val="24"/>
+          <w:szCs w:val="24"/>
+        </w:rPr>
+        <w:t xml:space="preserve">INT. 覆面パトカー - 夜明け前（6月17日）</w:t>
+      </w:r>
+    </w:p>
+    <w:p>
+      <w:pPr>
+        <w:spacing w:after="120" w:before="0" w:line="240"/>
+        <w:ind w:left="0" w:right="0"/>
+        <w:jc w:val="left"/>
+      </w:pPr>
+      <w:r>
+        <w:rPr>
+          <w:rFonts w:ascii="Courier New" w:cs="Courier New" w:eastAsia="Courier New" w:hAnsi="Courier New"/>
+          <w:b w:val="false"/>
+          <w:bCs w:val="false"/>
+          <w:sz w:val="24"/>
+          <w:szCs w:val="24"/>
+        </w:rPr>
+        <w:t xml:space="preserve">運河沿いの道。圭介が運転している。両手が、黒い。ハンドルに、黒い指の跡がついていく。</w:t>
+      </w:r>
+    </w:p>
+    <w:p>
+      <w:pPr>
+        <w:spacing w:after="120" w:before="0" w:line="240"/>
+        <w:ind w:left="0" w:right="0"/>
+        <w:jc w:val="left"/>
+      </w:pPr>
+      <w:r>
+        <w:rPr>
+          <w:rFonts w:ascii="Courier New" w:cs="Courier New" w:eastAsia="Courier New" w:hAnsi="Courier New"/>
+          <w:b w:val="false"/>
+          <w:bCs w:val="false"/>
+          <w:sz w:val="24"/>
+          <w:szCs w:val="24"/>
+        </w:rPr>
+        <w:t xml:space="preserve">圭介は、泣いている。声を出さずに。</w:t>
+      </w:r>
+    </w:p>
+    <w:p>
+      <w:pPr>
+        <w:spacing w:after="120" w:before="0" w:line="240"/>
+        <w:ind w:left="0" w:right="0"/>
+        <w:jc w:val="left"/>
+      </w:pPr>
+      <w:r>
+        <w:rPr>
+          <w:rFonts w:ascii="Courier New" w:cs="Courier New" w:eastAsia="Courier New" w:hAnsi="Courier New"/>
+          <w:b w:val="false"/>
+          <w:bCs w:val="false"/>
+          <w:sz w:val="24"/>
+          <w:szCs w:val="24"/>
+        </w:rPr>
+        <w:t xml:space="preserve">前方の電柱に、小さな箱型のカメラ。Nシステム。</w:t>
+      </w:r>
+    </w:p>
+    <w:p>
+      <w:pPr>
+        <w:spacing w:after="120" w:before="0" w:line="240"/>
+        <w:ind w:left="0" w:right="0"/>
+        <w:jc w:val="left"/>
+      </w:pPr>
+      <w:r>
+        <w:rPr>
+          <w:rFonts w:ascii="Courier New" w:cs="Courier New" w:eastAsia="Courier New" w:hAnsi="Courier New"/>
+          <w:b w:val="false"/>
+          <w:bCs w:val="false"/>
+          <w:sz w:val="24"/>
+          <w:szCs w:val="24"/>
+        </w:rPr>
+        <w:t xml:space="preserve">フラッシュが一瞬、光る。</w:t>
+      </w:r>
+    </w:p>
+    <w:p>
+      <w:pPr>
+        <w:spacing w:after="120" w:before="0" w:line="240"/>
+        <w:ind w:left="0" w:right="0"/>
+        <w:jc w:val="left"/>
+      </w:pPr>
+      <w:r>
+        <w:rPr>
+          <w:rFonts w:ascii="Courier New" w:cs="Courier New" w:eastAsia="Courier New" w:hAnsi="Courier New"/>
+          <w:b w:val="false"/>
+          <w:bCs w:val="false"/>
+          <w:sz w:val="24"/>
+          <w:szCs w:val="24"/>
+        </w:rPr>
+        <w:t xml:space="preserve">圭介は、気づかない。</w:t>
+      </w:r>
+    </w:p>
+    <w:p>
+      <w:pPr>
+        <w:spacing w:after="0" w:before="200" w:line="240"/>
+        <w:ind w:left="3170" w:right="0"/>
+        <w:jc w:val="left"/>
+      </w:pPr>
+      <w:r>
+        <w:rPr>
+          <w:rFonts w:ascii="Courier New" w:cs="Courier New" w:eastAsia="Courier New" w:hAnsi="Courier New"/>
+          <w:b w:val="false"/>
+          <w:bCs w:val="false"/>
+          <w:sz w:val="24"/>
+          <w:szCs w:val="24"/>
+        </w:rPr>
+        <w:t xml:space="preserve">圭介</w:t>
+      </w:r>
+    </w:p>
+    <w:p>
+      <w:pPr>
+        <w:spacing w:after="0" w:before="0" w:line="240"/>
+        <w:ind w:left="1440" w:right="2160"/>
+        <w:jc w:val="left"/>
+      </w:pPr>
+      <w:r>
+        <w:rPr>
+          <w:rFonts w:ascii="Courier New" w:cs="Courier New" w:eastAsia="Courier New" w:hAnsi="Courier New"/>
+          <w:b w:val="false"/>
+          <w:bCs w:val="false"/>
+          <w:sz w:val="24"/>
+          <w:szCs w:val="24"/>
+        </w:rPr>
+        <w:t xml:space="preserve">……蒼。パパな、悪いやつを、一人、地獄に送った。</w:t>
+      </w:r>
+    </w:p>
+    <w:p>
+      <w:pPr>
+        <w:spacing w:after="120" w:before="0" w:line="240"/>
+        <w:ind w:left="0" w:right="0"/>
+        <w:jc w:val="left"/>
+      </w:pPr>
+      <w:r>
+        <w:rPr>
+          <w:rFonts w:ascii="Courier New" w:cs="Courier New" w:eastAsia="Courier New" w:hAnsi="Courier New"/>
+          <w:b w:val="false"/>
+          <w:bCs w:val="false"/>
+          <w:sz w:val="24"/>
+          <w:szCs w:val="24"/>
+        </w:rPr>
+        <w:t xml:space="preserve">誰もいない助手席に、話しかけている。</w:t>
+      </w:r>
+    </w:p>
+    <w:p>
+      <w:pPr>
+        <w:spacing w:after="0" w:before="200" w:line="240"/>
+        <w:ind w:left="3170" w:right="0"/>
+        <w:jc w:val="left"/>
+      </w:pPr>
+      <w:r>
+        <w:rPr>
+          <w:rFonts w:ascii="Courier New" w:cs="Courier New" w:eastAsia="Courier New" w:hAnsi="Courier New"/>
+          <w:b w:val="false"/>
+          <w:bCs w:val="false"/>
+          <w:sz w:val="24"/>
+          <w:szCs w:val="24"/>
+        </w:rPr>
+        <w:t xml:space="preserve">圭介（CONT'D）</w:t>
+      </w:r>
+    </w:p>
+    <w:p>
+      <w:pPr>
+        <w:spacing w:after="0" w:before="0" w:line="240"/>
+        <w:ind w:left="1440" w:right="2160"/>
+        <w:jc w:val="left"/>
+      </w:pPr>
+      <w:r>
+        <w:rPr>
+          <w:rFonts w:ascii="Courier New" w:cs="Courier New" w:eastAsia="Courier New" w:hAnsi="Courier New"/>
+          <w:b w:val="false"/>
+          <w:bCs w:val="false"/>
+          <w:sz w:val="24"/>
+          <w:szCs w:val="24"/>
+        </w:rPr>
+        <w:t xml:space="preserve">これで、いいんだよな。</w:t>
+      </w:r>
+    </w:p>
+    <w:p>
+      <w:pPr>
+        <w:spacing w:after="0" w:before="200" w:line="240"/>
+        <w:ind w:left="0" w:right="0"/>
+        <w:jc w:val="left"/>
+      </w:pPr>
+      <w:r>
+        <w:rPr>
+          <w:rFonts w:ascii="Courier New" w:cs="Courier New" w:eastAsia="Courier New" w:hAnsi="Courier New"/>
+          <w:b w:val="false"/>
+          <w:bCs w:val="false"/>
+          <w:sz w:val="24"/>
+          <w:szCs w:val="24"/>
+        </w:rPr>
         <w:t xml:space="preserve">INT. ホテル常世・屋上 - 夕方（8月17日）</w:t>
       </w:r>
     </w:p>
@@ -6027,6 +6401,686 @@
           <w:sz w:val="24"/>
           <w:szCs w:val="24"/>
         </w:rPr>
+        <w:t xml:space="preserve">INT. ホテル常世・七階・子ども部屋の前 - 夜</w:t>
+      </w:r>
+    </w:p>
+    <w:p>
+      <w:pPr>
+        <w:spacing w:after="120" w:before="0" w:line="240"/>
+        <w:ind w:left="0" w:right="0"/>
+        <w:jc w:val="left"/>
+      </w:pPr>
+      <w:r>
+        <w:rPr>
+          <w:rFonts w:ascii="Courier New" w:cs="Courier New" w:eastAsia="Courier New" w:hAnsi="Courier New"/>
+          <w:b w:val="false"/>
+          <w:bCs w:val="false"/>
+          <w:sz w:val="24"/>
+          <w:szCs w:val="24"/>
+        </w:rPr>
+        <w:t xml:space="preserve">白い扉の前の控えの間。真澄が来ると、椅子に八尋が座っている。待っていたように。</w:t>
+      </w:r>
+    </w:p>
+    <w:p>
+      <w:pPr>
+        <w:spacing w:after="0" w:before="200" w:line="240"/>
+        <w:ind w:left="3170" w:right="0"/>
+        <w:jc w:val="left"/>
+      </w:pPr>
+      <w:r>
+        <w:rPr>
+          <w:rFonts w:ascii="Courier New" w:cs="Courier New" w:eastAsia="Courier New" w:hAnsi="Courier New"/>
+          <w:b w:val="false"/>
+          <w:bCs w:val="false"/>
+          <w:sz w:val="24"/>
+          <w:szCs w:val="24"/>
+        </w:rPr>
+        <w:t xml:space="preserve">八尋</w:t>
+      </w:r>
+    </w:p>
+    <w:p>
+      <w:pPr>
+        <w:spacing w:after="0" w:before="0" w:line="240"/>
+        <w:ind w:left="1440" w:right="2160"/>
+        <w:jc w:val="left"/>
+      </w:pPr>
+      <w:r>
+        <w:rPr>
+          <w:rFonts w:ascii="Courier New" w:cs="Courier New" w:eastAsia="Courier New" w:hAnsi="Courier New"/>
+          <w:b w:val="false"/>
+          <w:bCs w:val="false"/>
+          <w:sz w:val="24"/>
+          <w:szCs w:val="24"/>
+        </w:rPr>
+        <w:t xml:space="preserve">明日、あの人は捕まるのね。</w:t>
+      </w:r>
+    </w:p>
+    <w:p>
+      <w:pPr>
+        <w:spacing w:after="0" w:before="200" w:line="240"/>
+        <w:ind w:left="3170" w:right="0"/>
+        <w:jc w:val="left"/>
+      </w:pPr>
+      <w:r>
+        <w:rPr>
+          <w:rFonts w:ascii="Courier New" w:cs="Courier New" w:eastAsia="Courier New" w:hAnsi="Courier New"/>
+          <w:b w:val="false"/>
+          <w:bCs w:val="false"/>
+          <w:sz w:val="24"/>
+          <w:szCs w:val="24"/>
+        </w:rPr>
+        <w:t xml:space="preserve">真澄</w:t>
+      </w:r>
+    </w:p>
+    <w:p>
+      <w:pPr>
+        <w:spacing w:after="0" w:before="0" w:line="240"/>
+        <w:ind w:left="1440" w:right="2160"/>
+        <w:jc w:val="left"/>
+      </w:pPr>
+      <w:r>
+        <w:rPr>
+          <w:rFonts w:ascii="Courier New" w:cs="Courier New" w:eastAsia="Courier New" w:hAnsi="Courier New"/>
+          <w:b w:val="false"/>
+          <w:bCs w:val="false"/>
+          <w:sz w:val="24"/>
+          <w:szCs w:val="24"/>
+        </w:rPr>
+        <w:t xml:space="preserve">知ってたの。</w:t>
+      </w:r>
+    </w:p>
+    <w:p>
+      <w:pPr>
+        <w:spacing w:after="0" w:before="200" w:line="240"/>
+        <w:ind w:left="3170" w:right="0"/>
+        <w:jc w:val="left"/>
+      </w:pPr>
+      <w:r>
+        <w:rPr>
+          <w:rFonts w:ascii="Courier New" w:cs="Courier New" w:eastAsia="Courier New" w:hAnsi="Courier New"/>
+          <w:b w:val="false"/>
+          <w:bCs w:val="false"/>
+          <w:sz w:val="24"/>
+          <w:szCs w:val="24"/>
+        </w:rPr>
+        <w:t xml:space="preserve">八尋</w:t>
+      </w:r>
+    </w:p>
+    <w:p>
+      <w:pPr>
+        <w:spacing w:after="0" w:before="0" w:line="240"/>
+        <w:ind w:left="1440" w:right="2160"/>
+        <w:jc w:val="left"/>
+      </w:pPr>
+      <w:r>
+        <w:rPr>
+          <w:rFonts w:ascii="Courier New" w:cs="Courier New" w:eastAsia="Courier New" w:hAnsi="Courier New"/>
+          <w:b w:val="false"/>
+          <w:bCs w:val="false"/>
+          <w:sz w:val="24"/>
+          <w:szCs w:val="24"/>
+        </w:rPr>
+        <w:t xml:space="preserve">この館で、わたしに聞こえないことはないの。</w:t>
+      </w:r>
+    </w:p>
+    <w:p>
+      <w:pPr>
+        <w:spacing w:after="120" w:before="0" w:line="240"/>
+        <w:ind w:left="0" w:right="0"/>
+        <w:jc w:val="left"/>
+      </w:pPr>
+      <w:r>
+        <w:rPr>
+          <w:rFonts w:ascii="Courier New" w:cs="Courier New" w:eastAsia="Courier New" w:hAnsi="Courier New"/>
+          <w:b w:val="false"/>
+          <w:bCs w:val="false"/>
+          <w:sz w:val="24"/>
+          <w:szCs w:val="24"/>
+        </w:rPr>
+        <w:t xml:space="preserve">真澄は、八尋の向かいの椅子に座る。</w:t>
+      </w:r>
+    </w:p>
+    <w:p>
+      <w:pPr>
+        <w:spacing w:after="0" w:before="200" w:line="240"/>
+        <w:ind w:left="3170" w:right="0"/>
+        <w:jc w:val="left"/>
+      </w:pPr>
+      <w:r>
+        <w:rPr>
+          <w:rFonts w:ascii="Courier New" w:cs="Courier New" w:eastAsia="Courier New" w:hAnsi="Courier New"/>
+          <w:b w:val="false"/>
+          <w:bCs w:val="false"/>
+          <w:sz w:val="24"/>
+          <w:szCs w:val="24"/>
+        </w:rPr>
+        <w:t xml:space="preserve">真澄</w:t>
+      </w:r>
+    </w:p>
+    <w:p>
+      <w:pPr>
+        <w:spacing w:after="0" w:before="0" w:line="240"/>
+        <w:ind w:left="1440" w:right="2160"/>
+        <w:jc w:val="left"/>
+      </w:pPr>
+      <w:r>
+        <w:rPr>
+          <w:rFonts w:ascii="Courier New" w:cs="Courier New" w:eastAsia="Courier New" w:hAnsi="Courier New"/>
+          <w:b w:val="false"/>
+          <w:bCs w:val="false"/>
+          <w:sz w:val="24"/>
+          <w:szCs w:val="24"/>
+        </w:rPr>
+        <w:t xml:space="preserve">あなたは、あの人が最初の晩に何をしたか、知ってた。蒼に会わせる前から。</w:t>
+      </w:r>
+    </w:p>
+    <w:p>
+      <w:pPr>
+        <w:spacing w:after="0" w:before="200" w:line="240"/>
+        <w:ind w:left="3170" w:right="0"/>
+        <w:jc w:val="left"/>
+      </w:pPr>
+      <w:r>
+        <w:rPr>
+          <w:rFonts w:ascii="Courier New" w:cs="Courier New" w:eastAsia="Courier New" w:hAnsi="Courier New"/>
+          <w:b w:val="false"/>
+          <w:bCs w:val="false"/>
+          <w:sz w:val="24"/>
+          <w:szCs w:val="24"/>
+        </w:rPr>
+        <w:t xml:space="preserve">八尋</w:t>
+      </w:r>
+    </w:p>
+    <w:p>
+      <w:pPr>
+        <w:spacing w:after="0" w:before="0" w:line="240"/>
+        <w:ind w:left="1440" w:right="2160"/>
+        <w:jc w:val="left"/>
+      </w:pPr>
+      <w:r>
+        <w:rPr>
+          <w:rFonts w:ascii="Courier New" w:cs="Courier New" w:eastAsia="Courier New" w:hAnsi="Courier New"/>
+          <w:b w:val="false"/>
+          <w:bCs w:val="false"/>
+          <w:sz w:val="24"/>
+          <w:szCs w:val="24"/>
+        </w:rPr>
+        <w:t xml:space="preserve">ええ。</w:t>
+      </w:r>
+    </w:p>
+    <w:p>
+      <w:pPr>
+        <w:spacing w:after="0" w:before="200" w:line="240"/>
+        <w:ind w:left="3170" w:right="0"/>
+        <w:jc w:val="left"/>
+      </w:pPr>
+      <w:r>
+        <w:rPr>
+          <w:rFonts w:ascii="Courier New" w:cs="Courier New" w:eastAsia="Courier New" w:hAnsi="Courier New"/>
+          <w:b w:val="false"/>
+          <w:bCs w:val="false"/>
+          <w:sz w:val="24"/>
+          <w:szCs w:val="24"/>
+        </w:rPr>
+        <w:t xml:space="preserve">真澄</w:t>
+      </w:r>
+    </w:p>
+    <w:p>
+      <w:pPr>
+        <w:spacing w:after="0" w:before="0" w:line="240"/>
+        <w:ind w:left="1440" w:right="2160"/>
+        <w:jc w:val="left"/>
+      </w:pPr>
+      <w:r>
+        <w:rPr>
+          <w:rFonts w:ascii="Courier New" w:cs="Courier New" w:eastAsia="Courier New" w:hAnsi="Courier New"/>
+          <w:b w:val="false"/>
+          <w:bCs w:val="false"/>
+          <w:sz w:val="24"/>
+          <w:szCs w:val="24"/>
+        </w:rPr>
+        <w:t xml:space="preserve">それでも、会わせたのね。</w:t>
+      </w:r>
+    </w:p>
+    <w:p>
+      <w:pPr>
+        <w:spacing w:after="0" w:before="200" w:line="240"/>
+        <w:ind w:left="3170" w:right="0"/>
+        <w:jc w:val="left"/>
+      </w:pPr>
+      <w:r>
+        <w:rPr>
+          <w:rFonts w:ascii="Courier New" w:cs="Courier New" w:eastAsia="Courier New" w:hAnsi="Courier New"/>
+          <w:b w:val="false"/>
+          <w:bCs w:val="false"/>
+          <w:sz w:val="24"/>
+          <w:szCs w:val="24"/>
+        </w:rPr>
+        <w:t xml:space="preserve">八尋</w:t>
+      </w:r>
+    </w:p>
+    <w:p>
+      <w:pPr>
+        <w:spacing w:after="0" w:before="0" w:line="240"/>
+        <w:ind w:left="1440" w:right="2160"/>
+        <w:jc w:val="left"/>
+      </w:pPr>
+      <w:r>
+        <w:rPr>
+          <w:rFonts w:ascii="Courier New" w:cs="Courier New" w:eastAsia="Courier New" w:hAnsi="Courier New"/>
+          <w:b w:val="false"/>
+          <w:bCs w:val="false"/>
+          <w:sz w:val="24"/>
+          <w:szCs w:val="24"/>
+        </w:rPr>
+        <w:t xml:space="preserve">蒼が、呼んだから。</w:t>
+      </w:r>
+    </w:p>
+    <w:p>
+      <w:pPr>
+        <w:spacing w:after="0" w:before="200" w:line="240"/>
+        <w:ind w:left="3170" w:right="0"/>
+        <w:jc w:val="left"/>
+      </w:pPr>
+      <w:r>
+        <w:rPr>
+          <w:rFonts w:ascii="Courier New" w:cs="Courier New" w:eastAsia="Courier New" w:hAnsi="Courier New"/>
+          <w:b w:val="false"/>
+          <w:bCs w:val="false"/>
+          <w:sz w:val="24"/>
+          <w:szCs w:val="24"/>
+        </w:rPr>
+        <w:t xml:space="preserve">真澄</w:t>
+      </w:r>
+    </w:p>
+    <w:p>
+      <w:pPr>
+        <w:spacing w:after="0" w:before="0" w:line="240"/>
+        <w:ind w:left="1440" w:right="2160"/>
+        <w:jc w:val="left"/>
+      </w:pPr>
+      <w:r>
+        <w:rPr>
+          <w:rFonts w:ascii="Courier New" w:cs="Courier New" w:eastAsia="Courier New" w:hAnsi="Courier New"/>
+          <w:b w:val="false"/>
+          <w:bCs w:val="false"/>
+          <w:sz w:val="24"/>
+          <w:szCs w:val="24"/>
+        </w:rPr>
+        <w:t xml:space="preserve">蒼のためじゃないでしょう。</w:t>
+      </w:r>
+    </w:p>
+    <w:p>
+      <w:pPr>
+        <w:spacing w:after="120" w:before="0" w:line="240"/>
+        <w:ind w:left="0" w:right="0"/>
+        <w:jc w:val="left"/>
+      </w:pPr>
+      <w:r>
+        <w:rPr>
+          <w:rFonts w:ascii="Courier New" w:cs="Courier New" w:eastAsia="Courier New" w:hAnsi="Courier New"/>
+          <w:b w:val="false"/>
+          <w:bCs w:val="false"/>
+          <w:sz w:val="24"/>
+          <w:szCs w:val="24"/>
+        </w:rPr>
+        <w:t xml:space="preserve">八尋は、少し黙る。</w:t>
+      </w:r>
+    </w:p>
+    <w:p>
+      <w:pPr>
+        <w:spacing w:after="0" w:before="200" w:line="240"/>
+        <w:ind w:left="3170" w:right="0"/>
+        <w:jc w:val="left"/>
+      </w:pPr>
+      <w:r>
+        <w:rPr>
+          <w:rFonts w:ascii="Courier New" w:cs="Courier New" w:eastAsia="Courier New" w:hAnsi="Courier New"/>
+          <w:b w:val="false"/>
+          <w:bCs w:val="false"/>
+          <w:sz w:val="24"/>
+          <w:szCs w:val="24"/>
+        </w:rPr>
+        <w:t xml:space="preserve">八尋</w:t>
+      </w:r>
+    </w:p>
+    <w:p>
+      <w:pPr>
+        <w:spacing w:after="0" w:before="0" w:line="240"/>
+        <w:ind w:left="1440" w:right="2160"/>
+        <w:jc w:val="left"/>
+      </w:pPr>
+      <w:r>
+        <w:rPr>
+          <w:rFonts w:ascii="Courier New" w:cs="Courier New" w:eastAsia="Courier New" w:hAnsi="Courier New"/>
+          <w:b w:val="false"/>
+          <w:bCs w:val="false"/>
+          <w:sz w:val="24"/>
+          <w:szCs w:val="24"/>
+        </w:rPr>
+        <w:t xml:space="preserve">……わたしのためよ。父親が来れば、あの子は、ここにいたがる。父親がここにいれば、あの子は、外に出たがらない。</w:t>
+      </w:r>
+    </w:p>
+    <w:p>
+      <w:pPr>
+        <w:spacing w:after="0" w:before="200" w:line="240"/>
+        <w:ind w:left="3170" w:right="0"/>
+        <w:jc w:val="left"/>
+      </w:pPr>
+      <w:r>
+        <w:rPr>
+          <w:rFonts w:ascii="Courier New" w:cs="Courier New" w:eastAsia="Courier New" w:hAnsi="Courier New"/>
+          <w:b w:val="false"/>
+          <w:bCs w:val="false"/>
+          <w:sz w:val="24"/>
+          <w:szCs w:val="24"/>
+        </w:rPr>
+        <w:t xml:space="preserve">真澄</w:t>
+      </w:r>
+    </w:p>
+    <w:p>
+      <w:pPr>
+        <w:spacing w:after="0" w:before="0" w:line="240"/>
+        <w:ind w:left="1440" w:right="2160"/>
+        <w:jc w:val="left"/>
+      </w:pPr>
+      <w:r>
+        <w:rPr>
+          <w:rFonts w:ascii="Courier New" w:cs="Courier New" w:eastAsia="Courier New" w:hAnsi="Courier New"/>
+          <w:b w:val="false"/>
+          <w:bCs w:val="false"/>
+          <w:sz w:val="24"/>
+          <w:szCs w:val="24"/>
+        </w:rPr>
+        <w:t xml:space="preserve">正直ね。</w:t>
+      </w:r>
+    </w:p>
+    <w:p>
+      <w:pPr>
+        <w:spacing w:after="0" w:before="200" w:line="240"/>
+        <w:ind w:left="3170" w:right="0"/>
+        <w:jc w:val="left"/>
+      </w:pPr>
+      <w:r>
+        <w:rPr>
+          <w:rFonts w:ascii="Courier New" w:cs="Courier New" w:eastAsia="Courier New" w:hAnsi="Courier New"/>
+          <w:b w:val="false"/>
+          <w:bCs w:val="false"/>
+          <w:sz w:val="24"/>
+          <w:szCs w:val="24"/>
+        </w:rPr>
+        <w:t xml:space="preserve">八尋</w:t>
+      </w:r>
+    </w:p>
+    <w:p>
+      <w:pPr>
+        <w:spacing w:after="0" w:before="0" w:line="240"/>
+        <w:ind w:left="1440" w:right="2160"/>
+        <w:jc w:val="left"/>
+      </w:pPr>
+      <w:r>
+        <w:rPr>
+          <w:rFonts w:ascii="Courier New" w:cs="Courier New" w:eastAsia="Courier New" w:hAnsi="Courier New"/>
+          <w:b w:val="false"/>
+          <w:bCs w:val="false"/>
+          <w:sz w:val="24"/>
+          <w:szCs w:val="24"/>
+        </w:rPr>
+        <w:t xml:space="preserve">八百年もあると、嘘をつくのに疲れるの。</w:t>
+      </w:r>
+    </w:p>
+    <w:p>
+      <w:pPr>
+        <w:spacing w:after="120" w:before="0" w:line="240"/>
+        <w:ind w:left="0" w:right="0"/>
+        <w:jc w:val="left"/>
+      </w:pPr>
+      <w:r>
+        <w:rPr>
+          <w:rFonts w:ascii="Courier New" w:cs="Courier New" w:eastAsia="Courier New" w:hAnsi="Courier New"/>
+          <w:b w:val="false"/>
+          <w:bCs w:val="false"/>
+          <w:sz w:val="24"/>
+          <w:szCs w:val="24"/>
+        </w:rPr>
+        <w:t xml:space="preserve">真澄は、扉の隙間から、中の蒼を見る。蒼は、ひとりで鶴を折っている。</w:t>
+      </w:r>
+    </w:p>
+    <w:p>
+      <w:pPr>
+        <w:spacing w:after="0" w:before="200" w:line="240"/>
+        <w:ind w:left="3170" w:right="0"/>
+        <w:jc w:val="left"/>
+      </w:pPr>
+      <w:r>
+        <w:rPr>
+          <w:rFonts w:ascii="Courier New" w:cs="Courier New" w:eastAsia="Courier New" w:hAnsi="Courier New"/>
+          <w:b w:val="false"/>
+          <w:bCs w:val="false"/>
+          <w:sz w:val="24"/>
+          <w:szCs w:val="24"/>
+        </w:rPr>
+        <w:t xml:space="preserve">真澄</w:t>
+      </w:r>
+    </w:p>
+    <w:p>
+      <w:pPr>
+        <w:spacing w:after="0" w:before="0" w:line="240"/>
+        <w:ind w:left="1440" w:right="2160"/>
+        <w:jc w:val="left"/>
+      </w:pPr>
+      <w:r>
+        <w:rPr>
+          <w:rFonts w:ascii="Courier New" w:cs="Courier New" w:eastAsia="Courier New" w:hAnsi="Courier New"/>
+          <w:b w:val="false"/>
+          <w:bCs w:val="false"/>
+          <w:sz w:val="24"/>
+          <w:szCs w:val="24"/>
+        </w:rPr>
+        <w:t xml:space="preserve">明日から、あの子には父親がいない。</w:t>
+      </w:r>
+    </w:p>
+    <w:p>
+      <w:pPr>
+        <w:spacing w:after="0" w:before="200" w:line="240"/>
+        <w:ind w:left="3170" w:right="0"/>
+        <w:jc w:val="left"/>
+      </w:pPr>
+      <w:r>
+        <w:rPr>
+          <w:rFonts w:ascii="Courier New" w:cs="Courier New" w:eastAsia="Courier New" w:hAnsi="Courier New"/>
+          <w:b w:val="false"/>
+          <w:bCs w:val="false"/>
+          <w:sz w:val="24"/>
+          <w:szCs w:val="24"/>
+        </w:rPr>
+        <w:t xml:space="preserve">八尋</w:t>
+      </w:r>
+    </w:p>
+    <w:p>
+      <w:pPr>
+        <w:spacing w:after="0" w:before="0" w:line="240"/>
+        <w:ind w:left="1440" w:right="2160"/>
+        <w:jc w:val="left"/>
+      </w:pPr>
+      <w:r>
+        <w:rPr>
+          <w:rFonts w:ascii="Courier New" w:cs="Courier New" w:eastAsia="Courier New" w:hAnsi="Courier New"/>
+          <w:b w:val="false"/>
+          <w:bCs w:val="false"/>
+          <w:sz w:val="24"/>
+          <w:szCs w:val="24"/>
+        </w:rPr>
+        <w:t xml:space="preserve">わたしがいるわ。</w:t>
+      </w:r>
+    </w:p>
+    <w:p>
+      <w:pPr>
+        <w:spacing w:after="0" w:before="200" w:line="240"/>
+        <w:ind w:left="3170" w:right="0"/>
+        <w:jc w:val="left"/>
+      </w:pPr>
+      <w:r>
+        <w:rPr>
+          <w:rFonts w:ascii="Courier New" w:cs="Courier New" w:eastAsia="Courier New" w:hAnsi="Courier New"/>
+          <w:b w:val="false"/>
+          <w:bCs w:val="false"/>
+          <w:sz w:val="24"/>
+          <w:szCs w:val="24"/>
+        </w:rPr>
+        <w:t xml:space="preserve">真澄</w:t>
+      </w:r>
+    </w:p>
+    <w:p>
+      <w:pPr>
+        <w:spacing w:after="0" w:before="0" w:line="240"/>
+        <w:ind w:left="1440" w:right="2160"/>
+        <w:jc w:val="left"/>
+      </w:pPr>
+      <w:r>
+        <w:rPr>
+          <w:rFonts w:ascii="Courier New" w:cs="Courier New" w:eastAsia="Courier New" w:hAnsi="Courier New"/>
+          <w:b w:val="false"/>
+          <w:bCs w:val="false"/>
+          <w:sz w:val="24"/>
+          <w:szCs w:val="24"/>
+        </w:rPr>
+        <w:t xml:space="preserve">あなたは、母親じゃない。</w:t>
+      </w:r>
+    </w:p>
+    <w:p>
+      <w:pPr>
+        <w:spacing w:after="120" w:before="0" w:line="240"/>
+        <w:ind w:left="0" w:right="0"/>
+        <w:jc w:val="left"/>
+      </w:pPr>
+      <w:r>
+        <w:rPr>
+          <w:rFonts w:ascii="Courier New" w:cs="Courier New" w:eastAsia="Courier New" w:hAnsi="Courier New"/>
+          <w:b w:val="false"/>
+          <w:bCs w:val="false"/>
+          <w:sz w:val="24"/>
+          <w:szCs w:val="24"/>
+        </w:rPr>
+        <w:t xml:space="preserve">八尋は、真澄の顔を見る。</w:t>
+      </w:r>
+    </w:p>
+    <w:p>
+      <w:pPr>
+        <w:spacing w:after="0" w:before="200" w:line="240"/>
+        <w:ind w:left="3170" w:right="0"/>
+        <w:jc w:val="left"/>
+      </w:pPr>
+      <w:r>
+        <w:rPr>
+          <w:rFonts w:ascii="Courier New" w:cs="Courier New" w:eastAsia="Courier New" w:hAnsi="Courier New"/>
+          <w:b w:val="false"/>
+          <w:bCs w:val="false"/>
+          <w:sz w:val="24"/>
+          <w:szCs w:val="24"/>
+        </w:rPr>
+        <w:t xml:space="preserve">八尋</w:t>
+      </w:r>
+    </w:p>
+    <w:p>
+      <w:pPr>
+        <w:spacing w:after="0" w:before="0" w:line="240"/>
+        <w:ind w:left="1440" w:right="2160"/>
+        <w:jc w:val="left"/>
+      </w:pPr>
+      <w:r>
+        <w:rPr>
+          <w:rFonts w:ascii="Courier New" w:cs="Courier New" w:eastAsia="Courier New" w:hAnsi="Courier New"/>
+          <w:b w:val="false"/>
+          <w:bCs w:val="false"/>
+          <w:sz w:val="24"/>
+          <w:szCs w:val="24"/>
+        </w:rPr>
+        <w:t xml:space="preserve">じゃあ、あなたは、明日から、どこにいるの。</w:t>
+      </w:r>
+    </w:p>
+    <w:p>
+      <w:pPr>
+        <w:spacing w:after="120" w:before="0" w:line="240"/>
+        <w:ind w:left="0" w:right="0"/>
+        <w:jc w:val="left"/>
+      </w:pPr>
+      <w:r>
+        <w:rPr>
+          <w:rFonts w:ascii="Courier New" w:cs="Courier New" w:eastAsia="Courier New" w:hAnsi="Courier New"/>
+          <w:b w:val="false"/>
+          <w:bCs w:val="false"/>
+          <w:sz w:val="24"/>
+          <w:szCs w:val="24"/>
+        </w:rPr>
+        <w:t xml:space="preserve">真澄は、答えられない。</w:t>
+      </w:r>
+    </w:p>
+    <w:p>
+      <w:pPr>
+        <w:spacing w:after="0" w:before="200" w:line="240"/>
+        <w:ind w:left="3170" w:right="0"/>
+        <w:jc w:val="left"/>
+      </w:pPr>
+      <w:r>
+        <w:rPr>
+          <w:rFonts w:ascii="Courier New" w:cs="Courier New" w:eastAsia="Courier New" w:hAnsi="Courier New"/>
+          <w:b w:val="false"/>
+          <w:bCs w:val="false"/>
+          <w:sz w:val="24"/>
+          <w:szCs w:val="24"/>
+        </w:rPr>
+        <w:t xml:space="preserve">八尋（CONT'D）</w:t>
+      </w:r>
+    </w:p>
+    <w:p>
+      <w:pPr>
+        <w:spacing w:after="0" w:before="0" w:line="240"/>
+        <w:ind w:left="1440" w:right="2160"/>
+        <w:jc w:val="left"/>
+      </w:pPr>
+      <w:r>
+        <w:rPr>
+          <w:rFonts w:ascii="Courier New" w:cs="Courier New" w:eastAsia="Courier New" w:hAnsi="Courier New"/>
+          <w:b w:val="false"/>
+          <w:bCs w:val="false"/>
+          <w:sz w:val="24"/>
+          <w:szCs w:val="24"/>
+        </w:rPr>
+        <w:t xml:space="preserve">毎晩、ここに来て、朝、帰るのね。十二年オムライスを運んだ、あの人みたいに。</w:t>
+      </w:r>
+    </w:p>
+    <w:p>
+      <w:pPr>
+        <w:spacing w:after="120" w:before="0" w:line="240"/>
+        <w:ind w:left="0" w:right="0"/>
+        <w:jc w:val="left"/>
+      </w:pPr>
+      <w:r>
+        <w:rPr>
+          <w:rFonts w:ascii="Courier New" w:cs="Courier New" w:eastAsia="Courier New" w:hAnsi="Courier New"/>
+          <w:b w:val="false"/>
+          <w:bCs w:val="false"/>
+          <w:sz w:val="24"/>
+          <w:szCs w:val="24"/>
+        </w:rPr>
+        <w:t xml:space="preserve">真澄の手が、膝の上で握られる。</w:t>
+      </w:r>
+    </w:p>
+    <w:p>
+      <w:pPr>
+        <w:spacing w:after="0" w:before="200" w:line="240"/>
+        <w:ind w:left="0" w:right="0"/>
+        <w:jc w:val="left"/>
+      </w:pPr>
+      <w:r>
+        <w:rPr>
+          <w:rFonts w:ascii="Courier New" w:cs="Courier New" w:eastAsia="Courier New" w:hAnsi="Courier New"/>
+          <w:b w:val="false"/>
+          <w:bCs w:val="false"/>
+          <w:sz w:val="24"/>
+          <w:szCs w:val="24"/>
+        </w:rPr>
         <w:t xml:space="preserve">INT. ホテル常世・五階・汐見の仮事務所 - 夜</w:t>
       </w:r>
     </w:p>
@@ -6645,6 +7699,703 @@
           <w:u w:val="single"/>
         </w:rPr>
         <w:t xml:space="preserve">第四幕</w:t>
+      </w:r>
+    </w:p>
+    <w:p>
+      <w:pPr>
+        <w:spacing w:after="0" w:before="200" w:line="240"/>
+        <w:ind w:left="0" w:right="0"/>
+        <w:jc w:val="left"/>
+      </w:pPr>
+      <w:r>
+        <w:rPr>
+          <w:rFonts w:ascii="Courier New" w:cs="Courier New" w:eastAsia="Courier New" w:hAnsi="Courier New"/>
+          <w:b w:val="false"/>
+          <w:bCs w:val="false"/>
+          <w:sz w:val="24"/>
+          <w:szCs w:val="24"/>
+        </w:rPr>
+        <w:t xml:space="preserve">INT. ホテル常世・五階・廊下 - 夜</w:t>
+      </w:r>
+    </w:p>
+    <w:p>
+      <w:pPr>
+        <w:spacing w:after="120" w:before="0" w:line="240"/>
+        <w:ind w:left="0" w:right="0"/>
+        <w:jc w:val="left"/>
+      </w:pPr>
+      <w:r>
+        <w:rPr>
+          <w:rFonts w:ascii="Courier New" w:cs="Courier New" w:eastAsia="Courier New" w:hAnsi="Courier New"/>
+          <w:b w:val="false"/>
+          <w:bCs w:val="false"/>
+          <w:sz w:val="24"/>
+          <w:szCs w:val="24"/>
+        </w:rPr>
+        <w:t xml:space="preserve">汐見の部屋の前。圭介が通りかかる。扉が開いていて、汐見が廊下に出てくる。</w:t>
+      </w:r>
+    </w:p>
+    <w:p>
+      <w:pPr>
+        <w:spacing w:after="0" w:before="200" w:line="240"/>
+        <w:ind w:left="3170" w:right="0"/>
+        <w:jc w:val="left"/>
+      </w:pPr>
+      <w:r>
+        <w:rPr>
+          <w:rFonts w:ascii="Courier New" w:cs="Courier New" w:eastAsia="Courier New" w:hAnsi="Courier New"/>
+          <w:b w:val="false"/>
+          <w:bCs w:val="false"/>
+          <w:sz w:val="24"/>
+          <w:szCs w:val="24"/>
+        </w:rPr>
+        <w:t xml:space="preserve">汐見</w:t>
+      </w:r>
+    </w:p>
+    <w:p>
+      <w:pPr>
+        <w:spacing w:after="0" w:before="0" w:line="240"/>
+        <w:ind w:left="1440" w:right="2160"/>
+        <w:jc w:val="left"/>
+      </w:pPr>
+      <w:r>
+        <w:rPr>
+          <w:rFonts w:ascii="Courier New" w:cs="Courier New" w:eastAsia="Courier New" w:hAnsi="Courier New"/>
+          <w:b w:val="false"/>
+          <w:bCs w:val="false"/>
+          <w:sz w:val="24"/>
+          <w:szCs w:val="24"/>
+        </w:rPr>
+        <w:t xml:space="preserve">久我さん。</w:t>
+      </w:r>
+    </w:p>
+    <w:p>
+      <w:pPr>
+        <w:spacing w:after="120" w:before="0" w:line="240"/>
+        <w:ind w:left="0" w:right="0"/>
+        <w:jc w:val="left"/>
+      </w:pPr>
+      <w:r>
+        <w:rPr>
+          <w:rFonts w:ascii="Courier New" w:cs="Courier New" w:eastAsia="Courier New" w:hAnsi="Courier New"/>
+          <w:b w:val="false"/>
+          <w:bCs w:val="false"/>
+          <w:sz w:val="24"/>
+          <w:szCs w:val="24"/>
+        </w:rPr>
+        <w:t xml:space="preserve">圭介が、止まる。</w:t>
+      </w:r>
+    </w:p>
+    <w:p>
+      <w:pPr>
+        <w:spacing w:after="0" w:before="200" w:line="240"/>
+        <w:ind w:left="3170" w:right="0"/>
+        <w:jc w:val="left"/>
+      </w:pPr>
+      <w:r>
+        <w:rPr>
+          <w:rFonts w:ascii="Courier New" w:cs="Courier New" w:eastAsia="Courier New" w:hAnsi="Courier New"/>
+          <w:b w:val="false"/>
+          <w:bCs w:val="false"/>
+          <w:sz w:val="24"/>
+          <w:szCs w:val="24"/>
+        </w:rPr>
+        <w:t xml:space="preserve">汐見（CONT'D）</w:t>
+      </w:r>
+    </w:p>
+    <w:p>
+      <w:pPr>
+        <w:spacing w:after="0" w:before="0" w:line="240"/>
+        <w:ind w:left="1440" w:right="2160"/>
+        <w:jc w:val="left"/>
+      </w:pPr>
+      <w:r>
+        <w:rPr>
+          <w:rFonts w:ascii="Courier New" w:cs="Courier New" w:eastAsia="Courier New" w:hAnsi="Courier New"/>
+          <w:b w:val="false"/>
+          <w:bCs w:val="false"/>
+          <w:sz w:val="24"/>
+          <w:szCs w:val="24"/>
+        </w:rPr>
+        <w:t xml:space="preserve">一つ、聞いていいですか。</w:t>
+      </w:r>
+    </w:p>
+    <w:p>
+      <w:pPr>
+        <w:spacing w:after="0" w:before="200" w:line="240"/>
+        <w:ind w:left="3170" w:right="0"/>
+        <w:jc w:val="left"/>
+      </w:pPr>
+      <w:r>
+        <w:rPr>
+          <w:rFonts w:ascii="Courier New" w:cs="Courier New" w:eastAsia="Courier New" w:hAnsi="Courier New"/>
+          <w:b w:val="false"/>
+          <w:bCs w:val="false"/>
+          <w:sz w:val="24"/>
+          <w:szCs w:val="24"/>
+        </w:rPr>
+        <w:t xml:space="preserve">圭介</w:t>
+      </w:r>
+    </w:p>
+    <w:p>
+      <w:pPr>
+        <w:spacing w:after="0" w:before="0" w:line="240"/>
+        <w:ind w:left="1440" w:right="2160"/>
+        <w:jc w:val="left"/>
+      </w:pPr>
+      <w:r>
+        <w:rPr>
+          <w:rFonts w:ascii="Courier New" w:cs="Courier New" w:eastAsia="Courier New" w:hAnsi="Courier New"/>
+          <w:b w:val="false"/>
+          <w:bCs w:val="false"/>
+          <w:sz w:val="24"/>
+          <w:szCs w:val="24"/>
+        </w:rPr>
+        <w:t xml:space="preserve">なんだ。</w:t>
+      </w:r>
+    </w:p>
+    <w:p>
+      <w:pPr>
+        <w:spacing w:after="0" w:before="200" w:line="240"/>
+        <w:ind w:left="3170" w:right="0"/>
+        <w:jc w:val="left"/>
+      </w:pPr>
+      <w:r>
+        <w:rPr>
+          <w:rFonts w:ascii="Courier New" w:cs="Courier New" w:eastAsia="Courier New" w:hAnsi="Courier New"/>
+          <w:b w:val="false"/>
+          <w:bCs w:val="false"/>
+          <w:sz w:val="24"/>
+          <w:szCs w:val="24"/>
+        </w:rPr>
+        <w:t xml:space="preserve">汐見</w:t>
+      </w:r>
+    </w:p>
+    <w:p>
+      <w:pPr>
+        <w:spacing w:after="0" w:before="0" w:line="240"/>
+        <w:ind w:left="1440" w:right="2160"/>
+        <w:jc w:val="left"/>
+      </w:pPr>
+      <w:r>
+        <w:rPr>
+          <w:rFonts w:ascii="Courier New" w:cs="Courier New" w:eastAsia="Courier New" w:hAnsi="Courier New"/>
+          <w:b w:val="false"/>
+          <w:bCs w:val="false"/>
+          <w:sz w:val="24"/>
+          <w:szCs w:val="24"/>
+        </w:rPr>
+        <w:t xml:space="preserve">覚えてないことを、どうやって背負うんですか。</w:t>
+      </w:r>
+    </w:p>
+    <w:p>
+      <w:pPr>
+        <w:spacing w:after="120" w:before="0" w:line="240"/>
+        <w:ind w:left="0" w:right="0"/>
+        <w:jc w:val="left"/>
+      </w:pPr>
+      <w:r>
+        <w:rPr>
+          <w:rFonts w:ascii="Courier New" w:cs="Courier New" w:eastAsia="Courier New" w:hAnsi="Courier New"/>
+          <w:b w:val="false"/>
+          <w:bCs w:val="false"/>
+          <w:sz w:val="24"/>
+          <w:szCs w:val="24"/>
+        </w:rPr>
+        <w:t xml:space="preserve">圭介は、廊下の壁にもたれる。</w:t>
+      </w:r>
+    </w:p>
+    <w:p>
+      <w:pPr>
+        <w:spacing w:after="0" w:before="200" w:line="240"/>
+        <w:ind w:left="3170" w:right="0"/>
+        <w:jc w:val="left"/>
+      </w:pPr>
+      <w:r>
+        <w:rPr>
+          <w:rFonts w:ascii="Courier New" w:cs="Courier New" w:eastAsia="Courier New" w:hAnsi="Courier New"/>
+          <w:b w:val="false"/>
+          <w:bCs w:val="false"/>
+          <w:sz w:val="24"/>
+          <w:szCs w:val="24"/>
+        </w:rPr>
+        <w:t xml:space="preserve">圭介</w:t>
+      </w:r>
+    </w:p>
+    <w:p>
+      <w:pPr>
+        <w:spacing w:after="0" w:before="0" w:line="240"/>
+        <w:ind w:left="1440" w:right="2160"/>
+        <w:jc w:val="left"/>
+      </w:pPr>
+      <w:r>
+        <w:rPr>
+          <w:rFonts w:ascii="Courier New" w:cs="Courier New" w:eastAsia="Courier New" w:hAnsi="Courier New"/>
+          <w:b w:val="false"/>
+          <w:bCs w:val="false"/>
+          <w:sz w:val="24"/>
+          <w:szCs w:val="24"/>
+        </w:rPr>
+        <w:t xml:space="preserve">……わからん。</w:t>
+      </w:r>
+    </w:p>
+    <w:p>
+      <w:pPr>
+        <w:spacing w:after="0" w:before="200" w:line="240"/>
+        <w:ind w:left="3170" w:right="0"/>
+        <w:jc w:val="left"/>
+      </w:pPr>
+      <w:r>
+        <w:rPr>
+          <w:rFonts w:ascii="Courier New" w:cs="Courier New" w:eastAsia="Courier New" w:hAnsi="Courier New"/>
+          <w:b w:val="false"/>
+          <w:bCs w:val="false"/>
+          <w:sz w:val="24"/>
+          <w:szCs w:val="24"/>
+        </w:rPr>
+        <w:t xml:space="preserve">汐見</w:t>
+      </w:r>
+    </w:p>
+    <w:p>
+      <w:pPr>
+        <w:spacing w:after="0" w:before="0" w:line="240"/>
+        <w:ind w:left="1440" w:right="2160"/>
+        <w:jc w:val="left"/>
+      </w:pPr>
+      <w:r>
+        <w:rPr>
+          <w:rFonts w:ascii="Courier New" w:cs="Courier New" w:eastAsia="Courier New" w:hAnsi="Courier New"/>
+          <w:b w:val="false"/>
+          <w:bCs w:val="false"/>
+          <w:sz w:val="24"/>
+          <w:szCs w:val="24"/>
+        </w:rPr>
+        <w:t xml:space="preserve">久我さんも、わからないんですか。</w:t>
+      </w:r>
+    </w:p>
+    <w:p>
+      <w:pPr>
+        <w:spacing w:after="0" w:before="200" w:line="240"/>
+        <w:ind w:left="3170" w:right="0"/>
+        <w:jc w:val="left"/>
+      </w:pPr>
+      <w:r>
+        <w:rPr>
+          <w:rFonts w:ascii="Courier New" w:cs="Courier New" w:eastAsia="Courier New" w:hAnsi="Courier New"/>
+          <w:b w:val="false"/>
+          <w:bCs w:val="false"/>
+          <w:sz w:val="24"/>
+          <w:szCs w:val="24"/>
+        </w:rPr>
+        <w:t xml:space="preserve">圭介</w:t>
+      </w:r>
+    </w:p>
+    <w:p>
+      <w:pPr>
+        <w:spacing w:after="0" w:before="0" w:line="240"/>
+        <w:ind w:left="1440" w:right="2160"/>
+        <w:jc w:val="left"/>
+      </w:pPr>
+      <w:r>
+        <w:rPr>
+          <w:rFonts w:ascii="Courier New" w:cs="Courier New" w:eastAsia="Courier New" w:hAnsi="Courier New"/>
+          <w:b w:val="false"/>
+          <w:bCs w:val="false"/>
+          <w:sz w:val="24"/>
+          <w:szCs w:val="24"/>
+        </w:rPr>
+        <w:t xml:space="preserve">俺は、一件目だけは覚えてる。あとの三つは、覚えてない。覚えてないのに、手は覚えてる。墨壺の糸を弾く感じとか。</w:t>
+      </w:r>
+    </w:p>
+    <w:p>
+      <w:pPr>
+        <w:spacing w:after="120" w:before="0" w:line="240"/>
+        <w:ind w:left="0" w:right="0"/>
+        <w:jc w:val="left"/>
+      </w:pPr>
+      <w:r>
+        <w:rPr>
+          <w:rFonts w:ascii="Courier New" w:cs="Courier New" w:eastAsia="Courier New" w:hAnsi="Courier New"/>
+          <w:b w:val="false"/>
+          <w:bCs w:val="false"/>
+          <w:sz w:val="24"/>
+          <w:szCs w:val="24"/>
+        </w:rPr>
+        <w:t xml:space="preserve">汐見は、自分の手を見る。</w:t>
+      </w:r>
+    </w:p>
+    <w:p>
+      <w:pPr>
+        <w:spacing w:after="0" w:before="200" w:line="240"/>
+        <w:ind w:left="3170" w:right="0"/>
+        <w:jc w:val="left"/>
+      </w:pPr>
+      <w:r>
+        <w:rPr>
+          <w:rFonts w:ascii="Courier New" w:cs="Courier New" w:eastAsia="Courier New" w:hAnsi="Courier New"/>
+          <w:b w:val="false"/>
+          <w:bCs w:val="false"/>
+          <w:sz w:val="24"/>
+          <w:szCs w:val="24"/>
+        </w:rPr>
+        <w:t xml:space="preserve">汐見</w:t>
+      </w:r>
+    </w:p>
+    <w:p>
+      <w:pPr>
+        <w:spacing w:after="0" w:before="0" w:line="240"/>
+        <w:ind w:left="1440" w:right="2160"/>
+        <w:jc w:val="left"/>
+      </w:pPr>
+      <w:r>
+        <w:rPr>
+          <w:rFonts w:ascii="Courier New" w:cs="Courier New" w:eastAsia="Courier New" w:hAnsi="Courier New"/>
+          <w:b w:val="false"/>
+          <w:bCs w:val="false"/>
+          <w:sz w:val="24"/>
+          <w:szCs w:val="24"/>
+        </w:rPr>
+        <w:t xml:space="preserve">僕の手も、何か覚えてるんでしょうか。</w:t>
+      </w:r>
+    </w:p>
+    <w:p>
+      <w:pPr>
+        <w:spacing w:after="0" w:before="200" w:line="240"/>
+        <w:ind w:left="3170" w:right="0"/>
+        <w:jc w:val="left"/>
+      </w:pPr>
+      <w:r>
+        <w:rPr>
+          <w:rFonts w:ascii="Courier New" w:cs="Courier New" w:eastAsia="Courier New" w:hAnsi="Courier New"/>
+          <w:b w:val="false"/>
+          <w:bCs w:val="false"/>
+          <w:sz w:val="24"/>
+          <w:szCs w:val="24"/>
+        </w:rPr>
+        <w:t xml:space="preserve">圭介</w:t>
+      </w:r>
+    </w:p>
+    <w:p>
+      <w:pPr>
+        <w:spacing w:after="0" w:before="0" w:line="240"/>
+        <w:ind w:left="1440" w:right="2160"/>
+        <w:jc w:val="left"/>
+      </w:pPr>
+      <w:r>
+        <w:rPr>
+          <w:rFonts w:ascii="Courier New" w:cs="Courier New" w:eastAsia="Courier New" w:hAnsi="Courier New"/>
+          <w:b w:val="false"/>
+          <w:bCs w:val="false"/>
+          <w:sz w:val="24"/>
+          <w:szCs w:val="24"/>
+        </w:rPr>
+        <w:t xml:space="preserve">さあな。</w:t>
+      </w:r>
+    </w:p>
+    <w:p>
+      <w:pPr>
+        <w:spacing w:after="120" w:before="0" w:line="240"/>
+        <w:ind w:left="0" w:right="0"/>
+        <w:jc w:val="left"/>
+      </w:pPr>
+      <w:r>
+        <w:rPr>
+          <w:rFonts w:ascii="Courier New" w:cs="Courier New" w:eastAsia="Courier New" w:hAnsi="Courier New"/>
+          <w:b w:val="false"/>
+          <w:bCs w:val="false"/>
+          <w:sz w:val="24"/>
+          <w:szCs w:val="24"/>
+        </w:rPr>
+        <w:t xml:space="preserve">長い沈黙。</w:t>
+      </w:r>
+    </w:p>
+    <w:p>
+      <w:pPr>
+        <w:spacing w:after="0" w:before="200" w:line="240"/>
+        <w:ind w:left="3170" w:right="0"/>
+        <w:jc w:val="left"/>
+      </w:pPr>
+      <w:r>
+        <w:rPr>
+          <w:rFonts w:ascii="Courier New" w:cs="Courier New" w:eastAsia="Courier New" w:hAnsi="Courier New"/>
+          <w:b w:val="false"/>
+          <w:bCs w:val="false"/>
+          <w:sz w:val="24"/>
+          <w:szCs w:val="24"/>
+        </w:rPr>
+        <w:t xml:space="preserve">圭介（CONT'D）</w:t>
+      </w:r>
+    </w:p>
+    <w:p>
+      <w:pPr>
+        <w:spacing w:after="0" w:before="0" w:line="240"/>
+        <w:ind w:left="1440" w:right="2160"/>
+        <w:jc w:val="left"/>
+      </w:pPr>
+      <w:r>
+        <w:rPr>
+          <w:rFonts w:ascii="Courier New" w:cs="Courier New" w:eastAsia="Courier New" w:hAnsi="Courier New"/>
+          <w:b w:val="false"/>
+          <w:bCs w:val="false"/>
+          <w:sz w:val="24"/>
+          <w:szCs w:val="24"/>
+        </w:rPr>
+        <w:t xml:space="preserve">毎朝、思い出すしかないんだろ。自分が何をしたか。覚えてなくても。</w:t>
+      </w:r>
+    </w:p>
+    <w:p>
+      <w:pPr>
+        <w:spacing w:after="0" w:before="200" w:line="240"/>
+        <w:ind w:left="3170" w:right="0"/>
+        <w:jc w:val="left"/>
+      </w:pPr>
+      <w:r>
+        <w:rPr>
+          <w:rFonts w:ascii="Courier New" w:cs="Courier New" w:eastAsia="Courier New" w:hAnsi="Courier New"/>
+          <w:b w:val="false"/>
+          <w:bCs w:val="false"/>
+          <w:sz w:val="24"/>
+          <w:szCs w:val="24"/>
+        </w:rPr>
+        <w:t xml:space="preserve">汐見</w:t>
+      </w:r>
+    </w:p>
+    <w:p>
+      <w:pPr>
+        <w:spacing w:after="0" w:before="0" w:line="240"/>
+        <w:ind w:left="1440" w:right="2160"/>
+        <w:jc w:val="left"/>
+      </w:pPr>
+      <w:r>
+        <w:rPr>
+          <w:rFonts w:ascii="Courier New" w:cs="Courier New" w:eastAsia="Courier New" w:hAnsi="Courier New"/>
+          <w:b w:val="false"/>
+          <w:bCs w:val="false"/>
+          <w:sz w:val="24"/>
+          <w:szCs w:val="24"/>
+        </w:rPr>
+        <w:t xml:space="preserve">毎朝。</w:t>
+      </w:r>
+    </w:p>
+    <w:p>
+      <w:pPr>
+        <w:spacing w:after="0" w:before="200" w:line="240"/>
+        <w:ind w:left="3170" w:right="0"/>
+        <w:jc w:val="left"/>
+      </w:pPr>
+      <w:r>
+        <w:rPr>
+          <w:rFonts w:ascii="Courier New" w:cs="Courier New" w:eastAsia="Courier New" w:hAnsi="Courier New"/>
+          <w:b w:val="false"/>
+          <w:bCs w:val="false"/>
+          <w:sz w:val="24"/>
+          <w:szCs w:val="24"/>
+        </w:rPr>
+        <w:t xml:space="preserve">圭介</w:t>
+      </w:r>
+    </w:p>
+    <w:p>
+      <w:pPr>
+        <w:spacing w:after="0" w:before="0" w:line="240"/>
+        <w:ind w:left="1440" w:right="2160"/>
+        <w:jc w:val="left"/>
+      </w:pPr>
+      <w:r>
+        <w:rPr>
+          <w:rFonts w:ascii="Courier New" w:cs="Courier New" w:eastAsia="Courier New" w:hAnsi="Courier New"/>
+          <w:b w:val="false"/>
+          <w:bCs w:val="false"/>
+          <w:sz w:val="24"/>
+          <w:szCs w:val="24"/>
+        </w:rPr>
+        <w:t xml:space="preserve">美月の顔を見るたびにな。</w:t>
+      </w:r>
+    </w:p>
+    <w:p>
+      <w:pPr>
+        <w:spacing w:after="120" w:before="0" w:line="240"/>
+        <w:ind w:left="0" w:right="0"/>
+        <w:jc w:val="left"/>
+      </w:pPr>
+      <w:r>
+        <w:rPr>
+          <w:rFonts w:ascii="Courier New" w:cs="Courier New" w:eastAsia="Courier New" w:hAnsi="Courier New"/>
+          <w:b w:val="false"/>
+          <w:bCs w:val="false"/>
+          <w:sz w:val="24"/>
+          <w:szCs w:val="24"/>
+        </w:rPr>
+        <w:t xml:space="preserve">汐見は、部屋の中を振り返る。ソファで、美月が眠っている。</w:t>
+      </w:r>
+    </w:p>
+    <w:p>
+      <w:pPr>
+        <w:spacing w:after="0" w:before="200" w:line="240"/>
+        <w:ind w:left="3170" w:right="0"/>
+        <w:jc w:val="left"/>
+      </w:pPr>
+      <w:r>
+        <w:rPr>
+          <w:rFonts w:ascii="Courier New" w:cs="Courier New" w:eastAsia="Courier New" w:hAnsi="Courier New"/>
+          <w:b w:val="false"/>
+          <w:bCs w:val="false"/>
+          <w:sz w:val="24"/>
+          <w:szCs w:val="24"/>
+        </w:rPr>
+        <w:t xml:space="preserve">汐見</w:t>
+      </w:r>
+    </w:p>
+    <w:p>
+      <w:pPr>
+        <w:spacing w:after="0" w:before="0" w:line="240"/>
+        <w:ind w:left="1440" w:right="2160"/>
+        <w:jc w:val="left"/>
+      </w:pPr>
+      <w:r>
+        <w:rPr>
+          <w:rFonts w:ascii="Courier New" w:cs="Courier New" w:eastAsia="Courier New" w:hAnsi="Courier New"/>
+          <w:b w:val="false"/>
+          <w:bCs w:val="false"/>
+          <w:sz w:val="24"/>
+          <w:szCs w:val="24"/>
+        </w:rPr>
+        <w:t xml:space="preserve">……それ、きついですね。</w:t>
+      </w:r>
+    </w:p>
+    <w:p>
+      <w:pPr>
+        <w:spacing w:after="0" w:before="200" w:line="240"/>
+        <w:ind w:left="3170" w:right="0"/>
+        <w:jc w:val="left"/>
+      </w:pPr>
+      <w:r>
+        <w:rPr>
+          <w:rFonts w:ascii="Courier New" w:cs="Courier New" w:eastAsia="Courier New" w:hAnsi="Courier New"/>
+          <w:b w:val="false"/>
+          <w:bCs w:val="false"/>
+          <w:sz w:val="24"/>
+          <w:szCs w:val="24"/>
+        </w:rPr>
+        <w:t xml:space="preserve">圭介</w:t>
+      </w:r>
+    </w:p>
+    <w:p>
+      <w:pPr>
+        <w:spacing w:after="0" w:before="0" w:line="240"/>
+        <w:ind w:left="1440" w:right="2160"/>
+        <w:jc w:val="left"/>
+      </w:pPr>
+      <w:r>
+        <w:rPr>
+          <w:rFonts w:ascii="Courier New" w:cs="Courier New" w:eastAsia="Courier New" w:hAnsi="Courier New"/>
+          <w:b w:val="false"/>
+          <w:bCs w:val="false"/>
+          <w:sz w:val="24"/>
+          <w:szCs w:val="24"/>
+        </w:rPr>
+        <w:t xml:space="preserve">ああ。きつい。</w:t>
+      </w:r>
+    </w:p>
+    <w:p>
+      <w:pPr>
+        <w:spacing w:after="0" w:before="200" w:line="240"/>
+        <w:ind w:left="3170" w:right="0"/>
+        <w:jc w:val="left"/>
+      </w:pPr>
+      <w:r>
+        <w:rPr>
+          <w:rFonts w:ascii="Courier New" w:cs="Courier New" w:eastAsia="Courier New" w:hAnsi="Courier New"/>
+          <w:b w:val="false"/>
+          <w:bCs w:val="false"/>
+          <w:sz w:val="24"/>
+          <w:szCs w:val="24"/>
+        </w:rPr>
+        <w:t xml:space="preserve">汐見</w:t>
+      </w:r>
+    </w:p>
+    <w:p>
+      <w:pPr>
+        <w:spacing w:after="0" w:before="0" w:line="240"/>
+        <w:ind w:left="1440" w:right="2160"/>
+        <w:jc w:val="left"/>
+      </w:pPr>
+      <w:r>
+        <w:rPr>
+          <w:rFonts w:ascii="Courier New" w:cs="Courier New" w:eastAsia="Courier New" w:hAnsi="Courier New"/>
+          <w:b w:val="false"/>
+          <w:bCs w:val="false"/>
+          <w:sz w:val="24"/>
+          <w:szCs w:val="24"/>
+        </w:rPr>
+        <w:t xml:space="preserve">でも、そのきついのが、ないよりはいい気がします。</w:t>
+      </w:r>
+    </w:p>
+    <w:p>
+      <w:pPr>
+        <w:spacing w:after="120" w:before="0" w:line="240"/>
+        <w:ind w:left="0" w:right="0"/>
+        <w:jc w:val="left"/>
+      </w:pPr>
+      <w:r>
+        <w:rPr>
+          <w:rFonts w:ascii="Courier New" w:cs="Courier New" w:eastAsia="Courier New" w:hAnsi="Courier New"/>
+          <w:b w:val="false"/>
+          <w:bCs w:val="false"/>
+          <w:sz w:val="24"/>
+          <w:szCs w:val="24"/>
+        </w:rPr>
+        <w:t xml:space="preserve">圭介は、汐見を見る。</w:t>
+      </w:r>
+    </w:p>
+    <w:p>
+      <w:pPr>
+        <w:spacing w:after="0" w:before="200" w:line="240"/>
+        <w:ind w:left="3170" w:right="0"/>
+        <w:jc w:val="left"/>
+      </w:pPr>
+      <w:r>
+        <w:rPr>
+          <w:rFonts w:ascii="Courier New" w:cs="Courier New" w:eastAsia="Courier New" w:hAnsi="Courier New"/>
+          <w:b w:val="false"/>
+          <w:bCs w:val="false"/>
+          <w:sz w:val="24"/>
+          <w:szCs w:val="24"/>
+        </w:rPr>
+        <w:t xml:space="preserve">圭介</w:t>
+      </w:r>
+    </w:p>
+    <w:p>
+      <w:pPr>
+        <w:spacing w:after="0" w:before="0" w:line="240"/>
+        <w:ind w:left="1440" w:right="2160"/>
+        <w:jc w:val="left"/>
+      </w:pPr>
+      <w:r>
+        <w:rPr>
+          <w:rFonts w:ascii="Courier New" w:cs="Courier New" w:eastAsia="Courier New" w:hAnsi="Courier New"/>
+          <w:b w:val="false"/>
+          <w:bCs w:val="false"/>
+          <w:sz w:val="24"/>
+          <w:szCs w:val="24"/>
+        </w:rPr>
+        <w:t xml:space="preserve">お前、案外、刑事に向いてるかもな。</w:t>
+      </w:r>
+    </w:p>
+    <w:p>
+      <w:pPr>
+        <w:spacing w:after="120" w:before="0" w:line="240"/>
+        <w:ind w:left="0" w:right="0"/>
+        <w:jc w:val="left"/>
+      </w:pPr>
+      <w:r>
+        <w:rPr>
+          <w:rFonts w:ascii="Courier New" w:cs="Courier New" w:eastAsia="Courier New" w:hAnsi="Courier New"/>
+          <w:b w:val="false"/>
+          <w:bCs w:val="false"/>
+          <w:sz w:val="24"/>
+          <w:szCs w:val="24"/>
+        </w:rPr>
+        <w:t xml:space="preserve">汐見が、少しだけ笑う。初めて。</w:t>
       </w:r>
     </w:p>
     <w:p>
